--- a/briefs/nevada/housing-affordability/citizen-v3/proposal-spotlights.docx
+++ b/briefs/nevada/housing-affordability/citizen-v3/proposal-spotlights.docx
@@ -102,7 +102,7 @@
           <w:color w:val="1A2D4F"/>
           <w:sz w:val="20"/>
         </w:rPr>
-        <w:t>The support has grown each time it was tested.</w:t>
+        <w:t>Support has grown every time it was tested — and the two-thirds rule, not the cap, decided the last vote.</w:t>
       </w:r>
       <w:r>
         <w:rPr>
@@ -111,32 +111,7 @@
           <w:color w:val="444444"/>
           <w:sz w:val="20"/>
         </w:rPr>
-        <w:t xml:space="preserve"> SB395 (2023), the 1,000-home annual cap, passed the Senate 14–6 with one Republican joining thirteen Democrats, passed the Assembly 28–14 on Democratic votes alone, and was vetoed. SB391 (2025), which cut the cap to 100 homes, passed the Senate 13–8 with no Republican support and died in the Assembly. Then the November 2025 special session flipped the pattern: SB10 — a 1,000-home cap plus an investor registry — passed the Senate 18–0, every senator of both parties, before winning the Assembly 27–10 and falling one vote short of the 28 required.</w:t>
-      </w:r>
-    </w:p>
-    <w:p>
-      <w:pPr>
-        <w:keepLines/>
-        <w:widowControl/>
-        <w:spacing w:before="0" w:after="100" w:lineRule="auto" w:line="276"/>
-      </w:pPr>
-      <w:r>
-        <w:rPr>
-          <w:rFonts w:ascii="Arial" w:hAnsi="Arial" w:cs="Arial" w:eastAsia="Arial"/>
-          <w:b/>
-          <w:color w:val="1A2D4F"/>
-          <w:sz w:val="20"/>
-        </w:rPr>
-        <w:t>The two-thirds rule, not the cap, decided the outcome.</w:t>
-      </w:r>
-      <w:r>
-        <w:rPr>
-          <w:rFonts w:ascii="Arial" w:hAnsi="Arial" w:cs="Arial" w:eastAsia="Arial"/>
-          <w:b w:val="0"/>
-          <w:color w:val="444444"/>
-          <w:sz w:val="20"/>
-        </w:rPr>
-        <w:t xml:space="preserve"> SB10's registry fees made it a revenue measure under Nevada's constitution, raising the bar from 22 Assembly votes to 28. A cap without fee provisions would face only a simple majority — and the veto desk. Meanwhile AB457 (2025) has an interim committee studying how corporate rental-property owners are taxed, reporting for 2027, and Senator Dina Neal (D), the design's most consistent carrier, remains in the Senate.</w:t>
+        <w:t xml:space="preserve"> SB395 (2023), a 1,000-home annual cap, passed 14–6 (one Republican joining) and 28–14, and was vetoed; SB391 (2025), a 100-home cap, passed the Senate 13–8 and died in the Assembly. In the November 2025 special session, SB10 — the cap plus an investor registry — passed the Senate 18–0, every senator of both parties, and won the Assembly 27–10; its registry fees made it a revenue measure needing 28 votes. A fee-free cap would need only a majority — and the desk. AB457's corporate-landlord tax study reports for 2027, and Senator Dina Neal (D), the design's carrier, still serves.</w:t>
       </w:r>
     </w:p>
     <w:p>
@@ -184,7 +159,7 @@
           <w:color w:val="1A2D4F"/>
           <w:sz w:val="20"/>
         </w:rPr>
-        <w:t>Mandates passed on party lines; codes passed across the aisle.</w:t>
+        <w:t>Mandates passed on party lines; codes passed across the aisle; incentives are untested.</w:t>
       </w:r>
       <w:r>
         <w:rPr>
@@ -193,32 +168,7 @@
           <w:color w:val="444444"/>
           <w:sz w:val="20"/>
         </w:rPr>
-        <w:t xml:space="preserve"> The two 2025 supply mandates became law on largely one-party votes: AB396, requiring the largest jurisdictions to allow accessory dwelling units, passed 27–15 and 14–7 with a single Republican in each chamber; AB241, requiring apartments by right on commercial land, passed 28–14 and 15–6. By contrast, the code-modernization route drew both parties — AB38 (2025) rewrote the factory-built housing code 40–2 and 17–3, and SB150 (2021) legalized tiny houses in some zones. Two lanes now exist in the record: mandates that pass narrowly, and technical enablers that pass broadly.</w:t>
-      </w:r>
-    </w:p>
-    <w:p>
-      <w:pPr>
-        <w:keepLines/>
-        <w:widowControl/>
-        <w:spacing w:before="0" w:after="100" w:lineRule="auto" w:line="276"/>
-      </w:pPr>
-      <w:r>
-        <w:rPr>
-          <w:rFonts w:ascii="Arial" w:hAnsi="Arial" w:cs="Arial" w:eastAsia="Arial"/>
-          <w:b/>
-          <w:color w:val="1A2D4F"/>
-          <w:sz w:val="20"/>
-        </w:rPr>
-        <w:t>The untested piece is the incentive side.</w:t>
-      </w:r>
-      <w:r>
-        <w:rPr>
-          <w:rFonts w:ascii="Arial" w:hAnsi="Arial" w:cs="Arial" w:eastAsia="Arial"/>
-          <w:b w:val="0"/>
-          <w:color w:val="444444"/>
-          <w:sz w:val="20"/>
-        </w:rPr>
-        <w:t xml:space="preserve"> SB430 (2025) — tax credits for builders of at-cost starter homes with resale protections keeping them from investors — died in Senate Revenue and Economic Development without a vote. No committee has yet voted on an incentive design for small-format homes; the mandates and codes above are the entire tested record.</w:t>
+        <w:t xml:space="preserve"> The 2025 mandates became law narrowly — AB396 (accessory dwelling units) 27–15 and 14–7, AB241 (apartments by right on commercial land) 28–14 and 15–6, one Republican vote in most chambers — while the code route drew both parties: AB38 (2025) rewrote the factory-built housing code 40–2 and 17–3, and SB150 (2021) legalized tiny houses in some zones. The incentive side, SB430 (2025) — tax credits for at-cost starter homes with investor-resale protections — died in Senate Revenue without a vote; no committee has yet voted on a small-home incentive.</w:t>
       </w:r>
     </w:p>
     <w:p>
@@ -266,7 +216,7 @@
           <w:color w:val="1A2D4F"/>
           <w:sz w:val="20"/>
         </w:rPr>
-        <w:t>No Nevada bill has ever proposed the requirement itself.</w:t>
+        <w:t>The requirement itself has never been filed; every adjacent fight stopped at Government Affairs or the desk.</w:t>
       </w:r>
       <w:r>
         <w:rPr>
@@ -275,32 +225,7 @@
           <w:color w:val="444444"/>
           <w:sz w:val="20"/>
         </w:rPr>
-        <w:t xml:space="preserve"> Every filed fight sits one step away. Local authority to impose such conditions passed both chambers as SB371 (2023), 12–9 and 26–14, and was vetoed; the 2025 retry, SB289, died in Senate Government Affairs. The pay-instead-of-build fund reached the desk as SB99 (2025), the developer linkage fee for the two big metros — 14–6 and 27–15 — and was delivered to the governor on May 27, 2025, where the record simply ends: no signature, no chapter. The in-lieu funds of 2021 (AB331, AB334) and school impact fees (SB471, 2019) all died in Government Affairs committees, the consistent chokepoint for this design family.</w:t>
-      </w:r>
-    </w:p>
-    <w:p>
-      <w:pPr>
-        <w:keepLines/>
-        <w:widowControl/>
-        <w:spacing w:before="0" w:after="100" w:lineRule="auto" w:line="276"/>
-      </w:pPr>
-      <w:r>
-        <w:rPr>
-          <w:rFonts w:ascii="Arial" w:hAnsi="Arial" w:cs="Arial" w:eastAsia="Arial"/>
-          <w:b/>
-          <w:color w:val="1A2D4F"/>
-          <w:sz w:val="20"/>
-        </w:rPr>
-        <w:t>What is enacted runs the other direction.</w:t>
-      </w:r>
-      <w:r>
-        <w:rPr>
-          <w:rFonts w:ascii="Arial" w:hAnsi="Arial" w:cs="Arial" w:eastAsia="Arial"/>
-          <w:b w:val="0"/>
-          <w:color w:val="444444"/>
-          <w:sz w:val="20"/>
-        </w:rPr>
-        <w:t xml:space="preserve"> SB103 (2019) lets local governments reduce or subsidize fees for affordable projects — an incentive, not a requirement. A statewide inclusionary mandate would be new statutory ground on a path where even the enabling votes have twice needed and twice lacked the governor's signature.</w:t>
+        <w:t xml:space="preserve"> Local authority to impose such conditions passed both chambers (SB371, 2023, 12–9 and 26–14) and was vetoed; the 2025 retry, SB289, died in Senate Government Affairs. The fund version reached the desk as SB99 (2025), the metro linkage fee, 14–6 and 27–15 — delivered May 27, 2025, then no signature, no chapter. In-lieu funds (AB331, AB334, 2021) and school impact fees (SB471, 2019) died in Government Affairs. The one enacted bill runs the other way: SB103 (2019) lets local governments reduce fees for affordable projects.</w:t>
       </w:r>
     </w:p>
     <w:p>
@@ -348,7 +273,7 @@
           <w:color w:val="1A2D4F"/>
           <w:sz w:val="20"/>
         </w:rPr>
-        <w:t>This is the housing lane with genuine cross-party Senate support.</w:t>
+        <w:t>The housing lane with real cross-party Senate support — and an Assembly that has not voted on it.</w:t>
       </w:r>
       <w:r>
         <w:rPr>
@@ -357,32 +282,7 @@
           <w:color w:val="444444"/>
           <w:sz w:val="20"/>
         </w:rPr>
-        <w:t xml:space="preserve"> SB193 (2025), the state pilot buying down mortgage interest rates for eligible first-home borrowers, passed the Senate 14–5 with three Republicans among the fourteen — then died in the Assembly without a vote. The enacted precedent, SB188 (2021), created donor-funded matched-savings accounts toward a first home after the same idea died on the Senate floor in 2019: a design that returned and passed.</w:t>
-      </w:r>
-    </w:p>
-    <w:p>
-      <w:pPr>
-        <w:keepLines/>
-        <w:widowControl/>
-        <w:spacing w:before="0" w:after="100" w:lineRule="auto" w:line="276"/>
-      </w:pPr>
-      <w:r>
-        <w:rPr>
-          <w:rFonts w:ascii="Arial" w:hAnsi="Arial" w:cs="Arial" w:eastAsia="Arial"/>
-          <w:b/>
-          <w:color w:val="1A2D4F"/>
-          <w:sz w:val="20"/>
-        </w:rPr>
-        <w:t>Most first-buyer help never touches session law.</w:t>
-      </w:r>
-      <w:r>
-        <w:rPr>
-          <w:rFonts w:ascii="Arial" w:hAnsi="Arial" w:cs="Arial" w:eastAsia="Arial"/>
-          <w:b w:val="0"/>
-          <w:color w:val="444444"/>
-          <w:sz w:val="20"/>
-        </w:rPr>
-        <w:t xml:space="preserve"> Nevada's standing homebuyer programs run through the Housing Division's bond authority rather than statute, which is why the record looks thinner than the activity. Federally, FHA and VA loans already lower down-payment barriers, while proposed federal down-payment tax credits have not passed — so a state program supplements rather than duplicates what exists.</w:t>
+        <w:t xml:space="preserve"> SB193 (2025), the state rate buy-down pilot for first-home borrowers, passed the Senate 14–5 with three Republicans and died in the Assembly without a vote. The enacted precedent, SB188 (2021), created donor-matched savings accounts toward a first home after the same idea failed in 2019. Standing buyer programs run through the Housing Division's bond authority, not statute; federally, FHA and VA loans lower down-payment barriers while proposed federal down-payment credits remain unenacted — a state program supplements rather than duplicates.</w:t>
       </w:r>
     </w:p>
     <w:p>

--- a/briefs/nevada/housing-affordability/citizen-v3/proposal-spotlights.docx
+++ b/briefs/nevada/housing-affordability/citizen-v3/proposal-spotlights.docx
@@ -60,7 +60,7 @@
     <w:p>
       <w:pPr>
         <w:widowControl/>
-        <w:spacing w:before="100" w:after="40" w:lineRule="auto" w:line="254"/>
+        <w:spacing w:before="84" w:after="36" w:lineRule="auto" w:line="254"/>
       </w:pPr>
       <w:r>
         <w:rPr>
@@ -93,7 +93,7 @@
       <w:pPr>
         <w:keepLines/>
         <w:widowControl/>
-        <w:spacing w:before="0" w:after="100" w:lineRule="auto" w:line="276"/>
+        <w:spacing w:before="0" w:after="90" w:lineRule="auto" w:line="276"/>
       </w:pPr>
       <w:r>
         <w:rPr>
@@ -111,13 +111,13 @@
           <w:color w:val="444444"/>
           <w:sz w:val="20"/>
         </w:rPr>
-        <w:t xml:space="preserve"> SB395 (2023), a 1,000-home annual cap, passed 14–6 (one Republican joining) and 28–14, and was vetoed; SB391 (2025), a 100-home cap, passed the Senate 13–8 and died in the Assembly. In the November 2025 special session, SB10 — the cap plus an investor registry — passed the Senate 18–0, every senator of both parties, and won the Assembly 27–10; its registry fees made it a revenue measure needing 28 votes. A fee-free cap would need only a majority — and the desk. AB457's corporate-landlord tax study reports for 2027, and Senator Dina Neal (D), the design's carrier, still serves.</w:t>
+        <w:t xml:space="preserve"> SB395 (2023), a 1,000-home annual cap, passed 14–6 (one Republican joining) and 28–14, and was vetoed; SB391 (2025), a 100-home cap, passed the Senate 13–8 and died in the Assembly. In the November 2025 special session, SB10 — the cap plus an investor registry — passed the Senate 18–0, every senator of both parties, and won the Assembly 27–10; its registry fees made it a revenue measure needing 28 votes. A cap without fees would need only a simple majority — and the governor's signature. AB457's corporate-landlord tax study reports for 2027, and Senator Dina Neal (D), the idea's most consistent sponsor, still serves.</w:t>
       </w:r>
     </w:p>
     <w:p>
       <w:pPr>
         <w:widowControl/>
-        <w:spacing w:before="100" w:after="40" w:lineRule="auto" w:line="254"/>
+        <w:spacing w:before="84" w:after="36" w:lineRule="auto" w:line="254"/>
       </w:pPr>
       <w:r>
         <w:rPr>
@@ -150,7 +150,7 @@
       <w:pPr>
         <w:keepLines/>
         <w:widowControl/>
-        <w:spacing w:before="0" w:after="100" w:lineRule="auto" w:line="276"/>
+        <w:spacing w:before="0" w:after="90" w:lineRule="auto" w:line="276"/>
       </w:pPr>
       <w:r>
         <w:rPr>
@@ -159,7 +159,7 @@
           <w:color w:val="1A2D4F"/>
           <w:sz w:val="20"/>
         </w:rPr>
-        <w:t>Mandates passed on party lines; codes passed across the aisle; incentives are untested.</w:t>
+        <w:t>Requirements passed on party-line votes; building-code updates passed with both parties; incentives remain untested.</w:t>
       </w:r>
       <w:r>
         <w:rPr>
@@ -168,13 +168,13 @@
           <w:color w:val="444444"/>
           <w:sz w:val="20"/>
         </w:rPr>
-        <w:t xml:space="preserve"> The 2025 mandates became law narrowly — AB396 (accessory dwelling units) 27–15 and 14–7, AB241 (apartments by right on commercial land) 28–14 and 15–6, one Republican vote in most chambers — while the code route drew both parties: AB38 (2025) rewrote the factory-built housing code 40–2 and 17–3, and SB150 (2021) legalized tiny houses in some zones. The incentive side, SB430 (2025) — tax credits for at-cost starter homes with investor-resale protections — died in Senate Revenue without a vote; no committee has yet voted on a small-home incentive.</w:t>
+        <w:t xml:space="preserve"> The 2025 mandates became law narrowly — AB396 (accessory dwelling units) 27–15 and 14–7, AB241 (apartments by right on commercial land) 28–14 and 15–6, one Republican vote in most chambers — while the building-code updates drew both parties: AB38 (2025) rewrote the factory-built housing code 40–2 and 17–3, and SB150 (2021) legalized tiny houses in some zones. The incentive side, SB430 (2025) — tax credits for at-cost starter homes with investor-resale protections — died in Senate Revenue without a vote; no committee has yet voted on a small-home incentive.</w:t>
       </w:r>
     </w:p>
     <w:p>
       <w:pPr>
         <w:widowControl/>
-        <w:spacing w:before="100" w:after="40" w:lineRule="auto" w:line="254"/>
+        <w:spacing w:before="84" w:after="36" w:lineRule="auto" w:line="254"/>
       </w:pPr>
       <w:r>
         <w:rPr>
@@ -207,7 +207,7 @@
       <w:pPr>
         <w:keepLines/>
         <w:widowControl/>
-        <w:spacing w:before="0" w:after="100" w:lineRule="auto" w:line="276"/>
+        <w:spacing w:before="0" w:after="90" w:lineRule="auto" w:line="276"/>
       </w:pPr>
       <w:r>
         <w:rPr>
@@ -216,7 +216,7 @@
           <w:color w:val="1A2D4F"/>
           <w:sz w:val="20"/>
         </w:rPr>
-        <w:t>The requirement itself has never been filed; every adjacent fight stopped at Government Affairs or the desk.</w:t>
+        <w:t>The requirement itself has never been filed; every related bill stopped in a Government Affairs committee or at the governor's desk.</w:t>
       </w:r>
       <w:r>
         <w:rPr>
@@ -225,13 +225,13 @@
           <w:color w:val="444444"/>
           <w:sz w:val="20"/>
         </w:rPr>
-        <w:t xml:space="preserve"> Local authority to impose such conditions passed both chambers (SB371, 2023, 12–9 and 26–14) and was vetoed; the 2025 retry, SB289, died in Senate Government Affairs. The fund version reached the desk as SB99 (2025), the metro linkage fee, 14–6 and 27–15 — delivered May 27, 2025, then no signature, no chapter. In-lieu funds (AB331, AB334, 2021) and school impact fees (SB471, 2019) died in Government Affairs. The one enacted bill runs the other way: SB103 (2019) lets local governments reduce fees for affordable projects.</w:t>
+        <w:t xml:space="preserve"> Local authority to impose such conditions passed both chambers (SB371, 2023, 12–9 and 26–14) and was vetoed; the 2025 retry, SB289, died in Senate Government Affairs. The fund version reached the desk as SB99 (2025), the metro linkage fee, 14–6 and 27–15 — delivered to the governor on May 27, 2025, and never signed into law. In-lieu funds (AB331, AB334, 2021) and school impact fees (SB471, 2019) died in Government Affairs. The one enacted bill runs the other way: SB103 (2019) lets local governments reduce fees for affordable projects.</w:t>
       </w:r>
     </w:p>
     <w:p>
       <w:pPr>
         <w:widowControl/>
-        <w:spacing w:before="100" w:after="40" w:lineRule="auto" w:line="254"/>
+        <w:spacing w:before="84" w:after="36" w:lineRule="auto" w:line="254"/>
       </w:pPr>
       <w:r>
         <w:rPr>
@@ -264,7 +264,7 @@
       <w:pPr>
         <w:keepLines/>
         <w:widowControl/>
-        <w:spacing w:before="0" w:after="100" w:lineRule="auto" w:line="276"/>
+        <w:spacing w:before="0" w:after="90" w:lineRule="auto" w:line="276"/>
       </w:pPr>
       <w:r>
         <w:rPr>
@@ -273,7 +273,7 @@
           <w:color w:val="1A2D4F"/>
           <w:sz w:val="20"/>
         </w:rPr>
-        <w:t>The housing lane with real cross-party Senate support — and an Assembly that has not voted on it.</w:t>
+        <w:t>The one housing idea with real two-party Senate support — and an Assembly that has never voted on it.</w:t>
       </w:r>
       <w:r>
         <w:rPr>
